--- a/docs/CSET485_ROAD_SHIELD_Milestone3_Report_Draft.docx
+++ b/docs/CSET485_ROAD_SHIELD_Milestone3_Report_Draft.docx
@@ -112,7 +112,7 @@
     <w:sdt>
       <w:sdtPr>
         <w:alias w:val="Contents"/>
-        <w:id w:val="853303216"/>
+        <w:id w:val="-1809078898"/>
       </w:sdtPr>
       <w:sdtEndPr/>
       <w:sdtContent>
@@ -139,7 +139,7 @@
           <w:r>
             <w:fldChar w:fldCharType="separate"/>
           </w:r>
-          <w:hyperlink w:anchor="_Toc241697842" w:history="1">
+          <w:hyperlink w:anchor="_Toc241701015" w:history="1">
             <w:r>
               <w:rPr>
                 <w:rStyle w:val="Hyperlink"/>
@@ -163,7 +163,7 @@
               <w:rPr>
                 <w:noProof/>
               </w:rPr>
-              <w:instrText xml:space="preserve"> PAGEREF _Toc241697842 \h </w:instrText>
+              <w:instrText xml:space="preserve"> PAGEREF _Toc241701015 \h </w:instrText>
             </w:r>
             <w:r>
               <w:rPr>
@@ -201,7 +201,7 @@
               <w:noProof/>
             </w:rPr>
           </w:pPr>
-          <w:hyperlink w:anchor="_Toc241697843" w:history="1">
+          <w:hyperlink w:anchor="_Toc241701016" w:history="1">
             <w:r>
               <w:rPr>
                 <w:rStyle w:val="Hyperlink"/>
@@ -225,7 +225,7 @@
               <w:rPr>
                 <w:noProof/>
               </w:rPr>
-              <w:instrText xml:space="preserve"> PAGEREF _Toc241697843 \h </w:instrText>
+              <w:instrText xml:space="preserve"> PAGEREF _Toc241701016 \h </w:instrText>
             </w:r>
             <w:r>
               <w:rPr>
@@ -263,7 +263,7 @@
               <w:noProof/>
             </w:rPr>
           </w:pPr>
-          <w:hyperlink w:anchor="_Toc241697844" w:history="1">
+          <w:hyperlink w:anchor="_Toc241701017" w:history="1">
             <w:r>
               <w:rPr>
                 <w:rStyle w:val="Hyperlink"/>
@@ -287,7 +287,7 @@
               <w:rPr>
                 <w:noProof/>
               </w:rPr>
-              <w:instrText xml:space="preserve"> PAGEREF _Toc241697844 \h </w:instrText>
+              <w:instrText xml:space="preserve"> PAGEREF _Toc241701017 \h </w:instrText>
             </w:r>
             <w:r>
               <w:rPr>
@@ -325,7 +325,7 @@
               <w:noProof/>
             </w:rPr>
           </w:pPr>
-          <w:hyperlink w:anchor="_Toc241697845" w:history="1">
+          <w:hyperlink w:anchor="_Toc241701018" w:history="1">
             <w:r>
               <w:rPr>
                 <w:rStyle w:val="Hyperlink"/>
@@ -349,7 +349,7 @@
               <w:rPr>
                 <w:noProof/>
               </w:rPr>
-              <w:instrText xml:space="preserve"> PAGEREF _Toc241697845 \h </w:instrText>
+              <w:instrText xml:space="preserve"> PAGEREF _Toc241701018 \h </w:instrText>
             </w:r>
             <w:r>
               <w:rPr>
@@ -387,7 +387,7 @@
               <w:noProof/>
             </w:rPr>
           </w:pPr>
-          <w:hyperlink w:anchor="_Toc241697846" w:history="1">
+          <w:hyperlink w:anchor="_Toc241701019" w:history="1">
             <w:r>
               <w:rPr>
                 <w:rStyle w:val="Hyperlink"/>
@@ -411,7 +411,7 @@
               <w:rPr>
                 <w:noProof/>
               </w:rPr>
-              <w:instrText xml:space="preserve"> PAGEREF _Toc241697846 \h </w:instrText>
+              <w:instrText xml:space="preserve"> PAGEREF _Toc241701019 \h </w:instrText>
             </w:r>
             <w:r>
               <w:rPr>
@@ -449,7 +449,7 @@
               <w:noProof/>
             </w:rPr>
           </w:pPr>
-          <w:hyperlink w:anchor="_Toc241697847" w:history="1">
+          <w:hyperlink w:anchor="_Toc241701020" w:history="1">
             <w:r>
               <w:rPr>
                 <w:rStyle w:val="Hyperlink"/>
@@ -473,7 +473,7 @@
               <w:rPr>
                 <w:noProof/>
               </w:rPr>
-              <w:instrText xml:space="preserve"> PAGEREF _Toc241697847 \h </w:instrText>
+              <w:instrText xml:space="preserve"> PAGEREF _Toc241701020 \h </w:instrText>
             </w:r>
             <w:r>
               <w:rPr>
@@ -511,7 +511,7 @@
               <w:noProof/>
             </w:rPr>
           </w:pPr>
-          <w:hyperlink w:anchor="_Toc241697848" w:history="1">
+          <w:hyperlink w:anchor="_Toc241701021" w:history="1">
             <w:r>
               <w:rPr>
                 <w:rStyle w:val="Hyperlink"/>
@@ -535,7 +535,7 @@
               <w:rPr>
                 <w:noProof/>
               </w:rPr>
-              <w:instrText xml:space="preserve"> PAGEREF _Toc241697848 \h </w:instrText>
+              <w:instrText xml:space="preserve"> PAGEREF _Toc241701021 \h </w:instrText>
             </w:r>
             <w:r>
               <w:rPr>
@@ -573,7 +573,7 @@
               <w:noProof/>
             </w:rPr>
           </w:pPr>
-          <w:hyperlink w:anchor="_Toc241697849" w:history="1">
+          <w:hyperlink w:anchor="_Toc241701022" w:history="1">
             <w:r>
               <w:rPr>
                 <w:rStyle w:val="Hyperlink"/>
@@ -597,7 +597,7 @@
               <w:rPr>
                 <w:noProof/>
               </w:rPr>
-              <w:instrText xml:space="preserve"> PAGEREF _Toc241697849 \h </w:instrText>
+              <w:instrText xml:space="preserve"> PAGEREF _Toc241701022 \h </w:instrText>
             </w:r>
             <w:r>
               <w:rPr>
@@ -635,7 +635,7 @@
               <w:noProof/>
             </w:rPr>
           </w:pPr>
-          <w:hyperlink w:anchor="_Toc241697850" w:history="1">
+          <w:hyperlink w:anchor="_Toc241701023" w:history="1">
             <w:r>
               <w:rPr>
                 <w:rStyle w:val="Hyperlink"/>
@@ -659,7 +659,7 @@
               <w:rPr>
                 <w:noProof/>
               </w:rPr>
-              <w:instrText xml:space="preserve"> PAGEREF _Toc241697850 \h </w:instrText>
+              <w:instrText xml:space="preserve"> PAGEREF _Toc241701023 \h </w:instrText>
             </w:r>
             <w:r>
               <w:rPr>
@@ -697,7 +697,7 @@
               <w:noProof/>
             </w:rPr>
           </w:pPr>
-          <w:hyperlink w:anchor="_Toc241697851" w:history="1">
+          <w:hyperlink w:anchor="_Toc241701024" w:history="1">
             <w:r>
               <w:rPr>
                 <w:rStyle w:val="Hyperlink"/>
@@ -721,7 +721,7 @@
               <w:rPr>
                 <w:noProof/>
               </w:rPr>
-              <w:instrText xml:space="preserve"> PAGEREF _Toc241697851 \h </w:instrText>
+              <w:instrText xml:space="preserve"> PAGEREF _Toc241701024 \h </w:instrText>
             </w:r>
             <w:r>
               <w:rPr>
@@ -759,7 +759,7 @@
               <w:noProof/>
             </w:rPr>
           </w:pPr>
-          <w:hyperlink w:anchor="_Toc241697852" w:history="1">
+          <w:hyperlink w:anchor="_Toc241701025" w:history="1">
             <w:r>
               <w:rPr>
                 <w:rStyle w:val="Hyperlink"/>
@@ -783,7 +783,7 @@
               <w:rPr>
                 <w:noProof/>
               </w:rPr>
-              <w:instrText xml:space="preserve"> PAGEREF _Toc241697852 \h </w:instrText>
+              <w:instrText xml:space="preserve"> PAGEREF _Toc241701025 \h </w:instrText>
             </w:r>
             <w:r>
               <w:rPr>
@@ -821,7 +821,7 @@
               <w:noProof/>
             </w:rPr>
           </w:pPr>
-          <w:hyperlink w:anchor="_Toc241697853" w:history="1">
+          <w:hyperlink w:anchor="_Toc241701026" w:history="1">
             <w:r>
               <w:rPr>
                 <w:rStyle w:val="Hyperlink"/>
@@ -845,7 +845,7 @@
               <w:rPr>
                 <w:noProof/>
               </w:rPr>
-              <w:instrText xml:space="preserve"> PAGEREF _Toc241697853 \h </w:instrText>
+              <w:instrText xml:space="preserve"> PAGEREF _Toc241701026 \h </w:instrText>
             </w:r>
             <w:r>
               <w:rPr>
@@ -883,7 +883,7 @@
               <w:noProof/>
             </w:rPr>
           </w:pPr>
-          <w:hyperlink w:anchor="_Toc241697854" w:history="1">
+          <w:hyperlink w:anchor="_Toc241701027" w:history="1">
             <w:r>
               <w:rPr>
                 <w:rStyle w:val="Hyperlink"/>
@@ -907,7 +907,7 @@
               <w:rPr>
                 <w:noProof/>
               </w:rPr>
-              <w:instrText xml:space="preserve"> PAGEREF _Toc241697854 \h </w:instrText>
+              <w:instrText xml:space="preserve"> PAGEREF _Toc241701027 \h </w:instrText>
             </w:r>
             <w:r>
               <w:rPr>
@@ -945,7 +945,7 @@
               <w:noProof/>
             </w:rPr>
           </w:pPr>
-          <w:hyperlink w:anchor="_Toc241697855" w:history="1">
+          <w:hyperlink w:anchor="_Toc241701028" w:history="1">
             <w:r>
               <w:rPr>
                 <w:rStyle w:val="Hyperlink"/>
@@ -969,7 +969,7 @@
               <w:rPr>
                 <w:noProof/>
               </w:rPr>
-              <w:instrText xml:space="preserve"> PAGEREF _Toc241697855 \h </w:instrText>
+              <w:instrText xml:space="preserve"> PAGEREF _Toc241701028 \h </w:instrText>
             </w:r>
             <w:r>
               <w:rPr>
@@ -1007,7 +1007,7 @@
               <w:noProof/>
             </w:rPr>
           </w:pPr>
-          <w:hyperlink w:anchor="_Toc241697856" w:history="1">
+          <w:hyperlink w:anchor="_Toc241701029" w:history="1">
             <w:r>
               <w:rPr>
                 <w:rStyle w:val="Hyperlink"/>
@@ -1031,7 +1031,7 @@
               <w:rPr>
                 <w:noProof/>
               </w:rPr>
-              <w:instrText xml:space="preserve"> PAGEREF _Toc241697856 \h </w:instrText>
+              <w:instrText xml:space="preserve"> PAGEREF _Toc241701029 \h </w:instrText>
             </w:r>
             <w:r>
               <w:rPr>
@@ -1069,7 +1069,7 @@
               <w:noProof/>
             </w:rPr>
           </w:pPr>
-          <w:hyperlink w:anchor="_Toc241697857" w:history="1">
+          <w:hyperlink w:anchor="_Toc241701030" w:history="1">
             <w:r>
               <w:rPr>
                 <w:rStyle w:val="Hyperlink"/>
@@ -1093,7 +1093,7 @@
               <w:rPr>
                 <w:noProof/>
               </w:rPr>
-              <w:instrText xml:space="preserve"> PAGEREF _Toc241697857 \h </w:instrText>
+              <w:instrText xml:space="preserve"> PAGEREF _Toc241701030 \h </w:instrText>
             </w:r>
             <w:r>
               <w:rPr>
@@ -1131,7 +1131,7 @@
               <w:noProof/>
             </w:rPr>
           </w:pPr>
-          <w:hyperlink w:anchor="_Toc241697858" w:history="1">
+          <w:hyperlink w:anchor="_Toc241701031" w:history="1">
             <w:r>
               <w:rPr>
                 <w:rStyle w:val="Hyperlink"/>
@@ -1155,7 +1155,7 @@
               <w:rPr>
                 <w:noProof/>
               </w:rPr>
-              <w:instrText xml:space="preserve"> PAGEREF _Toc241697858 \h </w:instrText>
+              <w:instrText xml:space="preserve"> PAGEREF _Toc241701031 \h </w:instrText>
             </w:r>
             <w:r>
               <w:rPr>
@@ -1193,7 +1193,7 @@
               <w:noProof/>
             </w:rPr>
           </w:pPr>
-          <w:hyperlink w:anchor="_Toc241697859" w:history="1">
+          <w:hyperlink w:anchor="_Toc241701032" w:history="1">
             <w:r>
               <w:rPr>
                 <w:rStyle w:val="Hyperlink"/>
@@ -1217,7 +1217,7 @@
               <w:rPr>
                 <w:noProof/>
               </w:rPr>
-              <w:instrText xml:space="preserve"> PAGEREF _Toc241697859 \h </w:instrText>
+              <w:instrText xml:space="preserve"> PAGEREF _Toc241701032 \h </w:instrText>
             </w:r>
             <w:r>
               <w:rPr>
@@ -1255,7 +1255,7 @@
               <w:noProof/>
             </w:rPr>
           </w:pPr>
-          <w:hyperlink w:anchor="_Toc241697860" w:history="1">
+          <w:hyperlink w:anchor="_Toc241701033" w:history="1">
             <w:r>
               <w:rPr>
                 <w:rStyle w:val="Hyperlink"/>
@@ -1279,7 +1279,7 @@
               <w:rPr>
                 <w:noProof/>
               </w:rPr>
-              <w:instrText xml:space="preserve"> PAGEREF _Toc241697860 \h </w:instrText>
+              <w:instrText xml:space="preserve"> PAGEREF _Toc241701033 \h </w:instrText>
             </w:r>
             <w:r>
               <w:rPr>
@@ -1317,7 +1317,7 @@
               <w:noProof/>
             </w:rPr>
           </w:pPr>
-          <w:hyperlink w:anchor="_Toc241697861" w:history="1">
+          <w:hyperlink w:anchor="_Toc241701034" w:history="1">
             <w:r>
               <w:rPr>
                 <w:rStyle w:val="Hyperlink"/>
@@ -1341,7 +1341,7 @@
               <w:rPr>
                 <w:noProof/>
               </w:rPr>
-              <w:instrText xml:space="preserve"> PAGEREF _Toc241697861 \h </w:instrText>
+              <w:instrText xml:space="preserve"> PAGEREF _Toc241701034 \h </w:instrText>
             </w:r>
             <w:r>
               <w:rPr>
@@ -1379,7 +1379,7 @@
               <w:noProof/>
             </w:rPr>
           </w:pPr>
-          <w:hyperlink w:anchor="_Toc241697862" w:history="1">
+          <w:hyperlink w:anchor="_Toc241701035" w:history="1">
             <w:r>
               <w:rPr>
                 <w:rStyle w:val="Hyperlink"/>
@@ -1403,7 +1403,7 @@
               <w:rPr>
                 <w:noProof/>
               </w:rPr>
-              <w:instrText xml:space="preserve"> PAGEREF _Toc241697862 \h </w:instrText>
+              <w:instrText xml:space="preserve"> PAGEREF _Toc241701035 \h </w:instrText>
             </w:r>
             <w:r>
               <w:rPr>
@@ -1441,7 +1441,7 @@
               <w:noProof/>
             </w:rPr>
           </w:pPr>
-          <w:hyperlink w:anchor="_Toc241697863" w:history="1">
+          <w:hyperlink w:anchor="_Toc241701036" w:history="1">
             <w:r>
               <w:rPr>
                 <w:rStyle w:val="Hyperlink"/>
@@ -1465,7 +1465,7 @@
               <w:rPr>
                 <w:noProof/>
               </w:rPr>
-              <w:instrText xml:space="preserve"> PAGEREF _Toc241697863 \h </w:instrText>
+              <w:instrText xml:space="preserve"> PAGEREF _Toc241701036 \h </w:instrText>
             </w:r>
             <w:r>
               <w:rPr>
@@ -1503,7 +1503,7 @@
               <w:noProof/>
             </w:rPr>
           </w:pPr>
-          <w:hyperlink w:anchor="_Toc241697864" w:history="1">
+          <w:hyperlink w:anchor="_Toc241701037" w:history="1">
             <w:r>
               <w:rPr>
                 <w:rStyle w:val="Hyperlink"/>
@@ -1527,7 +1527,7 @@
               <w:rPr>
                 <w:noProof/>
               </w:rPr>
-              <w:instrText xml:space="preserve"> PAGEREF _Toc241697864 \h </w:instrText>
+              <w:instrText xml:space="preserve"> PAGEREF _Toc241701037 \h </w:instrText>
             </w:r>
             <w:r>
               <w:rPr>
@@ -1565,7 +1565,7 @@
               <w:noProof/>
             </w:rPr>
           </w:pPr>
-          <w:hyperlink w:anchor="_Toc241697865" w:history="1">
+          <w:hyperlink w:anchor="_Toc241701038" w:history="1">
             <w:r>
               <w:rPr>
                 <w:rStyle w:val="Hyperlink"/>
@@ -1589,7 +1589,7 @@
               <w:rPr>
                 <w:noProof/>
               </w:rPr>
-              <w:instrText xml:space="preserve"> PAGEREF _Toc241697865 \h </w:instrText>
+              <w:instrText xml:space="preserve"> PAGEREF _Toc241701038 \h </w:instrText>
             </w:r>
             <w:r>
               <w:rPr>
@@ -1627,7 +1627,7 @@
               <w:noProof/>
             </w:rPr>
           </w:pPr>
-          <w:hyperlink w:anchor="_Toc241697866" w:history="1">
+          <w:hyperlink w:anchor="_Toc241701039" w:history="1">
             <w:r>
               <w:rPr>
                 <w:rStyle w:val="Hyperlink"/>
@@ -1651,7 +1651,7 @@
               <w:rPr>
                 <w:noProof/>
               </w:rPr>
-              <w:instrText xml:space="preserve"> PAGEREF _Toc241697866 \h </w:instrText>
+              <w:instrText xml:space="preserve"> PAGEREF _Toc241701039 \h </w:instrText>
             </w:r>
             <w:r>
               <w:rPr>
@@ -1689,7 +1689,7 @@
               <w:noProof/>
             </w:rPr>
           </w:pPr>
-          <w:hyperlink w:anchor="_Toc241697867" w:history="1">
+          <w:hyperlink w:anchor="_Toc241701040" w:history="1">
             <w:r>
               <w:rPr>
                 <w:rStyle w:val="Hyperlink"/>
@@ -1713,7 +1713,7 @@
               <w:rPr>
                 <w:noProof/>
               </w:rPr>
-              <w:instrText xml:space="preserve"> PAGEREF _Toc241697867 \h </w:instrText>
+              <w:instrText xml:space="preserve"> PAGEREF _Toc241701040 \h </w:instrText>
             </w:r>
             <w:r>
               <w:rPr>
@@ -1751,7 +1751,7 @@
               <w:noProof/>
             </w:rPr>
           </w:pPr>
-          <w:hyperlink w:anchor="_Toc241697868" w:history="1">
+          <w:hyperlink w:anchor="_Toc241701041" w:history="1">
             <w:r>
               <w:rPr>
                 <w:rStyle w:val="Hyperlink"/>
@@ -1775,7 +1775,7 @@
               <w:rPr>
                 <w:noProof/>
               </w:rPr>
-              <w:instrText xml:space="preserve"> PAGEREF _Toc241697868 \h </w:instrText>
+              <w:instrText xml:space="preserve"> PAGEREF _Toc241701041 \h </w:instrText>
             </w:r>
             <w:r>
               <w:rPr>
@@ -1813,7 +1813,7 @@
               <w:noProof/>
             </w:rPr>
           </w:pPr>
-          <w:hyperlink w:anchor="_Toc241697869" w:history="1">
+          <w:hyperlink w:anchor="_Toc241701042" w:history="1">
             <w:r>
               <w:rPr>
                 <w:rStyle w:val="Hyperlink"/>
@@ -1837,7 +1837,7 @@
               <w:rPr>
                 <w:noProof/>
               </w:rPr>
-              <w:instrText xml:space="preserve"> PAGEREF _Toc241697869 \h </w:instrText>
+              <w:instrText xml:space="preserve"> PAGEREF _Toc241701042 \h </w:instrText>
             </w:r>
             <w:r>
               <w:rPr>
@@ -1875,7 +1875,7 @@
               <w:noProof/>
             </w:rPr>
           </w:pPr>
-          <w:hyperlink w:anchor="_Toc241697870" w:history="1">
+          <w:hyperlink w:anchor="_Toc241701043" w:history="1">
             <w:r>
               <w:rPr>
                 <w:rStyle w:val="Hyperlink"/>
@@ -1899,7 +1899,7 @@
               <w:rPr>
                 <w:noProof/>
               </w:rPr>
-              <w:instrText xml:space="preserve"> PAGEREF _Toc241697870 \h </w:instrText>
+              <w:instrText xml:space="preserve"> PAGEREF _Toc241701043 \h </w:instrText>
             </w:r>
             <w:r>
               <w:rPr>
@@ -1944,7 +1944,7 @@
         <w:keepNext/>
         <w:keepLines/>
       </w:pPr>
-      <w:bookmarkStart w:id="1" w:name="_Toc241697842"/>
+      <w:bookmarkStart w:id="1" w:name="_Toc241701015"/>
       <w:r>
         <w:lastRenderedPageBreak/>
         <w:t>Project Metadata and Team Information</w:t>
@@ -3293,7 +3293,7 @@
         <w:keepNext/>
         <w:keepLines/>
       </w:pPr>
-      <w:bookmarkStart w:id="2" w:name="_Toc241697843"/>
+      <w:bookmarkStart w:id="2" w:name="_Toc241701016"/>
       <w:r>
         <w:t>Abstract</w:t>
       </w:r>
@@ -3382,7 +3382,7 @@
         <w:keepNext/>
         <w:keepLines/>
       </w:pPr>
-      <w:bookmarkStart w:id="3" w:name="_Toc241697844"/>
+      <w:bookmarkStart w:id="3" w:name="_Toc241701017"/>
       <w:r>
         <w:lastRenderedPageBreak/>
         <w:t>1. Progress Against the Milestone 3 Plan</w:t>
@@ -4273,7 +4273,7 @@
         <w:keepNext/>
         <w:keepLines/>
       </w:pPr>
-      <w:bookmarkStart w:id="4" w:name="_Toc241697845"/>
+      <w:bookmarkStart w:id="4" w:name="_Toc241701018"/>
       <w:r>
         <w:t>2. System Architecture</w:t>
       </w:r>
@@ -4317,7 +4317,7 @@
         <w:keepNext/>
         <w:keepLines/>
       </w:pPr>
-      <w:bookmarkStart w:id="5" w:name="_Toc241697846"/>
+      <w:bookmarkStart w:id="5" w:name="_Toc241701019"/>
       <w:r>
         <w:t>2.1 Scene perception</w:t>
       </w:r>
@@ -4485,7 +4485,7 @@
         <w:keepNext/>
         <w:keepLines/>
       </w:pPr>
-      <w:bookmarkStart w:id="6" w:name="_Toc241697847"/>
+      <w:bookmarkStart w:id="6" w:name="_Toc241701020"/>
       <w:r>
         <w:t>2.2 From bus to ledger</w:t>
       </w:r>
@@ -4513,7 +4513,7 @@
         <w:keepNext/>
         <w:keepLines/>
       </w:pPr>
-      <w:bookmarkStart w:id="7" w:name="_Toc241697848"/>
+      <w:bookmarkStart w:id="7" w:name="_Toc241701021"/>
       <w:r>
         <w:t>3. Datasets and Data Hygiene</w:t>
       </w:r>
@@ -5514,7 +5514,7 @@
         <w:keepNext/>
         <w:keepLines/>
       </w:pPr>
-      <w:bookmarkStart w:id="8" w:name="_Toc241697849"/>
+      <w:bookmarkStart w:id="8" w:name="_Toc241701022"/>
       <w:r>
         <w:t>3.1 A leakage finding in CDSet</w:t>
       </w:r>
@@ -5548,7 +5548,7 @@
         <w:keepNext/>
         <w:keepLines/>
       </w:pPr>
-      <w:bookmarkStart w:id="9" w:name="_Toc241697850"/>
+      <w:bookmarkStart w:id="9" w:name="_Toc241701023"/>
       <w:r>
         <w:t>3.2 Synthetic data in the plate dataset</w:t>
       </w:r>
@@ -5572,7 +5572,7 @@
         <w:keepNext/>
         <w:keepLines/>
       </w:pPr>
-      <w:bookmarkStart w:id="10" w:name="_Toc241697851"/>
+      <w:bookmarkStart w:id="10" w:name="_Toc241701024"/>
       <w:r>
         <w:t>4. Methods</w:t>
       </w:r>
@@ -5584,7 +5584,7 @@
         <w:keepNext/>
         <w:keepLines/>
       </w:pPr>
-      <w:bookmarkStart w:id="11" w:name="_Toc241697852"/>
+      <w:bookmarkStart w:id="11" w:name="_Toc241701025"/>
       <w:r>
         <w:t>4.1 Detector training protoco</w:t>
       </w:r>
@@ -5634,7 +5634,7 @@
         <w:keepNext/>
         <w:keepLines/>
       </w:pPr>
-      <w:bookmarkStart w:id="12" w:name="_Toc241697853"/>
+      <w:bookmarkStart w:id="12" w:name="_Toc241701026"/>
       <w:r>
         <w:lastRenderedPageBreak/>
         <w:t>4.2 Frame-quali</w:t>
@@ -5672,7 +5672,7 @@
         <w:keepNext/>
         <w:keepLines/>
       </w:pPr>
-      <w:bookmarkStart w:id="13" w:name="_Toc241697854"/>
+      <w:bookmarkStart w:id="13" w:name="_Toc241701027"/>
       <w:r>
         <w:t>4.3 IMU band-pass filter</w:t>
       </w:r>
@@ -5693,7 +5693,7 @@
         <w:keepNext/>
         <w:keepLines/>
       </w:pPr>
-      <w:bookmarkStart w:id="14" w:name="_Toc241697855"/>
+      <w:bookmarkStart w:id="14" w:name="_Toc241701028"/>
       <w:r>
         <w:t>4.4 Privacy redactio</w:t>
       </w:r>
@@ -5720,7 +5720,7 @@
         <w:keepNext/>
         <w:keepLines/>
       </w:pPr>
-      <w:bookmarkStart w:id="15" w:name="_Toc241697856"/>
+      <w:bookmarkStart w:id="15" w:name="_Toc241701029"/>
       <w:r>
         <w:t>4.5 Edge event packet</w:t>
       </w:r>
@@ -5747,7 +5747,7 @@
         <w:keepNext/>
         <w:keepLines/>
       </w:pPr>
-      <w:bookmarkStart w:id="16" w:name="_Toc241697857"/>
+      <w:bookmarkStart w:id="16" w:name="_Toc241701030"/>
       <w:r>
         <w:t>4.6 Repair Priority Index</w:t>
       </w:r>
@@ -5799,7 +5799,7 @@
         <w:keepNext/>
         <w:keepLines/>
       </w:pPr>
-      <w:bookmarkStart w:id="17" w:name="_Toc241697858"/>
+      <w:bookmarkStart w:id="17" w:name="_Toc241701031"/>
       <w:r>
         <w:t>4.7 INT8 quantization</w:t>
       </w:r>
@@ -5826,7 +5826,7 @@
         <w:keepNext/>
         <w:keepLines/>
       </w:pPr>
-      <w:bookmarkStart w:id="18" w:name="_Toc241697859"/>
+      <w:bookmarkStart w:id="18" w:name="_Toc241701032"/>
       <w:r>
         <w:lastRenderedPageBreak/>
         <w:t>5. Results</w:t>
@@ -5848,7 +5848,7 @@
         <w:keepNext/>
         <w:keepLines/>
       </w:pPr>
-      <w:bookmarkStart w:id="19" w:name="_Toc241697860"/>
+      <w:bookmarkStart w:id="19" w:name="_Toc241701033"/>
       <w:r>
         <w:t>5.1 Zebra-cros</w:t>
       </w:r>
@@ -7181,7 +7181,7 @@
         <w:keepNext/>
         <w:keepLines/>
       </w:pPr>
-      <w:bookmarkStart w:id="20" w:name="_Toc241697861"/>
+      <w:bookmarkStart w:id="20" w:name="_Toc241701034"/>
       <w:r>
         <w:t>5.2 Road-damage detector</w:t>
       </w:r>
@@ -8104,7 +8104,7 @@
         <w:keepNext/>
         <w:keepLines/>
       </w:pPr>
-      <w:bookmarkStart w:id="21" w:name="_Toc241697862"/>
+      <w:bookmarkStart w:id="21" w:name="_Toc241701035"/>
       <w:r>
         <w:t>5.3 IMU band-pass filter</w:t>
       </w:r>
@@ -8554,7 +8554,7 @@
         <w:keepNext/>
         <w:keepLines/>
       </w:pPr>
-      <w:bookmarkStart w:id="22" w:name="_Toc241697863"/>
+      <w:bookmarkStart w:id="22" w:name="_Toc241701036"/>
       <w:r>
         <w:lastRenderedPageBreak/>
         <w:t>5.4 Frame-quality gate</w:t>
@@ -9092,7 +9092,7 @@
         <w:keepNext/>
         <w:keepLines/>
       </w:pPr>
-      <w:bookmarkStart w:id="23" w:name="_Toc241697864"/>
+      <w:bookmarkStart w:id="23" w:name="_Toc241701037"/>
       <w:r>
         <w:t>5.5 INT8 quantization</w:t>
       </w:r>
@@ -9520,7 +9520,17 @@
           <w:sz w:val="18"/>
           <w:szCs w:val="18"/>
         </w:rPr>
-        <w:t>Table 10. INT8 results (percentile calibration). The detector loses almost nothing; the classifier loses 2.6 points, so full precision remains the default and INT8 is offered for low-power edge boards.</w:t>
+        <w:t>Table 10. INT8 results (percentile calibration). The detector loses almost nothing; the classifier loses 2.6 points, so full precision remains the default and INT8 is offered for low-power edge boards. The classifier figure</w:t>
+      </w:r>
+      <w:r>
+        <w:rPr>
+          <w:i/>
+          <w:iCs/>
+          <w:color w:val="555555"/>
+          <w:sz w:val="18"/>
+          <w:szCs w:val="18"/>
+        </w:rPr>
+        <w:t>s compare FP32 and INT8 on identical images; because the DNIT crops were regenerated, that image set is not exactly the published held-out split, so the absolute 93.4% is not comparable to the published 90.1% — the 2.6-point difference is the measurement.</w:t>
       </w:r>
     </w:p>
     <w:p>
@@ -9529,7 +9539,7 @@
         <w:keepNext/>
         <w:keepLines/>
       </w:pPr>
-      <w:bookmarkStart w:id="24" w:name="_Toc241697865"/>
+      <w:bookmarkStart w:id="24" w:name="_Toc241701038"/>
       <w:r>
         <w:t>5.6 Latency</w:t>
       </w:r>
@@ -9541,10 +9551,7 @@
         <w:jc w:val="both"/>
       </w:pPr>
       <w:r>
-        <w:t>On a 1280</w:t>
-      </w:r>
-      <w:r>
-        <w:t xml:space="preserve">×720 frame (laptop CPU, median of 15 runs): COCO traffic detector 202 ms, crossing detector 76 ms, both together 276 ms; classifier backbone 21 ms. The three-detector total is </w:t>
+        <w:t xml:space="preserve">On a 1280×720 frame (laptop CPU, median of 15 runs): COCO traffic detector 202 ms, crossing detector 76 ms, both together 276 ms; classifier backbone 21 ms. The three-detector total is </w:t>
       </w:r>
       <w:r>
         <w:rPr>
@@ -9565,9 +9572,12 @@
         <w:keepNext/>
         <w:keepLines/>
       </w:pPr>
-      <w:bookmarkStart w:id="25" w:name="_Toc241697866"/>
-      <w:r>
-        <w:t>6. Corrections to the Milestone 2 Report</w:t>
+      <w:bookmarkStart w:id="25" w:name="_Toc241701039"/>
+      <w:r>
+        <w:t>6. Corrections to the Milest</w:t>
+      </w:r>
+      <w:r>
+        <w:t>one 2 Report</w:t>
       </w:r>
       <w:bookmarkEnd w:id="25"/>
     </w:p>
@@ -9577,10 +9587,7 @@
         <w:jc w:val="both"/>
       </w:pPr>
       <w:r>
-        <w:t>Checking</w:t>
-      </w:r>
-      <w:r>
-        <w:t xml:space="preserve"> each Milestone 2 claim against the code and measurements produced the following corrections. We report them in the same spirit as Milestone 2's disclosure on macro-F1: a number that cannot be reproduced should not be cited.</w:t>
+        <w:t>Checking each Milestone 2 claim against the code and measurements produced the following corrections. We report them in the same spirit as Milestone 2's disclosure on macro-F1: a number that cannot be reproduced should not be cited.</w:t>
       </w:r>
     </w:p>
     <w:tbl>
@@ -10556,6 +10563,7 @@
                 <w:sz w:val="18"/>
                 <w:szCs w:val="18"/>
               </w:rPr>
+              <w:lastRenderedPageBreak/>
               <w:t>C10</w:t>
             </w:r>
           </w:p>
@@ -10645,7 +10653,6 @@
                 <w:sz w:val="18"/>
                 <w:szCs w:val="18"/>
               </w:rPr>
-              <w:lastRenderedPageBreak/>
               <w:t>C11</w:t>
             </w:r>
           </w:p>
@@ -10735,7 +10742,7 @@
         <w:keepNext/>
         <w:keepLines/>
       </w:pPr>
-      <w:bookmarkStart w:id="26" w:name="_Toc241697867"/>
+      <w:bookmarkStart w:id="26" w:name="_Toc241701040"/>
       <w:r>
         <w:t>7. Software Engineering and Security</w:t>
       </w:r>
@@ -10860,7 +10867,7 @@
         <w:keepNext/>
         <w:keepLines/>
       </w:pPr>
-      <w:bookmarkStart w:id="27" w:name="_Toc241697868"/>
+      <w:bookmarkStart w:id="27" w:name="_Toc241701041"/>
       <w:r>
         <w:t>8. Limitations and Ethical Considerations</w:t>
       </w:r>
@@ -10959,7 +10966,7 @@
         <w:keepNext/>
         <w:keepLines/>
       </w:pPr>
-      <w:bookmarkStart w:id="28" w:name="_Toc241697869"/>
+      <w:bookmarkStart w:id="28" w:name="_Toc241701042"/>
       <w:r>
         <w:t>9. Next Steps</w:t>
       </w:r>
@@ -11051,7 +11058,7 @@
         <w:keepNext/>
         <w:keepLines/>
       </w:pPr>
-      <w:bookmarkStart w:id="29" w:name="_Toc241697870"/>
+      <w:bookmarkStart w:id="29" w:name="_Toc241701043"/>
       <w:r>
         <w:lastRenderedPageBreak/>
         <w:t>References</w:t>
@@ -11340,10 +11347,10 @@
 <file path=word/numbering.xml><?xml version="1.0" encoding="utf-8"?>
 <w:numbering xmlns:wpc="http://schemas.microsoft.com/office/word/2010/wordprocessingCanvas" xmlns:cx="http://schemas.microsoft.com/office/drawing/2014/chartex" xmlns:mc="http://schemas.openxmlformats.org/markup-compatibility/2006" xmlns:o="urn:schemas-microsoft-com:office:office" xmlns:r="http://schemas.openxmlformats.org/officeDocument/2006/relationships" xmlns:m="http://schemas.openxmlformats.org/officeDocument/2006/math" xmlns:v="urn:schemas-microsoft-com:vml" xmlns:wp14="http://schemas.microsoft.com/office/word/2010/wordprocessingDrawing" xmlns:wp="http://schemas.openxmlformats.org/drawingml/2006/wordprocessingDrawing" xmlns:w10="urn:schemas-microsoft-com:office:word" xmlns:w="http://schemas.openxmlformats.org/wordprocessingml/2006/main" xmlns:w14="http://schemas.microsoft.com/office/word/2010/wordml" xmlns:w15="http://schemas.microsoft.com/office/word/2012/wordml" xmlns:w16se="http://schemas.microsoft.com/office/word/2015/wordml/symex" xmlns:wpg="http://schemas.microsoft.com/office/word/2010/wordprocessingGroup" xmlns:wpi="http://schemas.microsoft.com/office/word/2010/wordprocessingInk" xmlns:wne="http://schemas.microsoft.com/office/word/2006/wordml" xmlns:wps="http://schemas.microsoft.com/office/word/2010/wordprocessingShape" mc:Ignorable="w14 w15 w16se wp14">
   <w:abstractNum w:abstractNumId="0" w15:restartNumberingAfterBreak="0">
-    <w:nsid w:val="1D94603D"/>
+    <w:nsid w:val="079517F6"/>
     <w:multiLevelType w:val="hybridMultilevel"/>
-    <w:tmpl w:val="96CE0600"/>
-    <w:lvl w:ilvl="0" w:tplc="9AE83308" w:tentative="1">
+    <w:tmpl w:val="F54E4620"/>
+    <w:lvl w:ilvl="0" w:tplc="C30630C2" w:tentative="1">
       <w:start w:val="1"/>
       <w:numFmt w:val="bullet"/>
       <w:lvlText w:val="●"/>
@@ -11352,7 +11359,7 @@
         <w:ind w:left="720" w:hanging="360"/>
       </w:pPr>
     </w:lvl>
-    <w:lvl w:ilvl="1" w:tplc="2CB80ADC" w:tentative="1">
+    <w:lvl w:ilvl="1" w:tplc="EBCED22A" w:tentative="1">
       <w:start w:val="1"/>
       <w:numFmt w:val="bullet"/>
       <w:lvlText w:val="○"/>
@@ -11361,7 +11368,7 @@
         <w:ind w:left="1440" w:hanging="360"/>
       </w:pPr>
     </w:lvl>
-    <w:lvl w:ilvl="2" w:tplc="E95E7664" w:tentative="1">
+    <w:lvl w:ilvl="2" w:tplc="0FC8B290" w:tentative="1">
       <w:start w:val="1"/>
       <w:numFmt w:val="bullet"/>
       <w:lvlText w:val="■"/>
@@ -11370,7 +11377,7 @@
         <w:ind w:left="2160" w:hanging="360"/>
       </w:pPr>
     </w:lvl>
-    <w:lvl w:ilvl="3" w:tplc="6F7AF2FA" w:tentative="1">
+    <w:lvl w:ilvl="3" w:tplc="E5022DBA" w:tentative="1">
       <w:start w:val="1"/>
       <w:numFmt w:val="bullet"/>
       <w:lvlText w:val="●"/>
@@ -11379,7 +11386,7 @@
         <w:ind w:left="2880" w:hanging="360"/>
       </w:pPr>
     </w:lvl>
-    <w:lvl w:ilvl="4" w:tplc="289AE9E2" w:tentative="1">
+    <w:lvl w:ilvl="4" w:tplc="C13A4B32" w:tentative="1">
       <w:start w:val="1"/>
       <w:numFmt w:val="bullet"/>
       <w:lvlText w:val="○"/>
@@ -11388,7 +11395,7 @@
         <w:ind w:left="3600" w:hanging="360"/>
       </w:pPr>
     </w:lvl>
-    <w:lvl w:ilvl="5" w:tplc="3B06AC52" w:tentative="1">
+    <w:lvl w:ilvl="5" w:tplc="13B0A240" w:tentative="1">
       <w:start w:val="1"/>
       <w:numFmt w:val="bullet"/>
       <w:lvlText w:val="■"/>
@@ -11397,7 +11404,7 @@
         <w:ind w:left="4320" w:hanging="360"/>
       </w:pPr>
     </w:lvl>
-    <w:lvl w:ilvl="6" w:tplc="65CA5290" w:tentative="1">
+    <w:lvl w:ilvl="6" w:tplc="D8D8561E" w:tentative="1">
       <w:start w:val="1"/>
       <w:numFmt w:val="bullet"/>
       <w:lvlText w:val="●"/>
@@ -11406,7 +11413,7 @@
         <w:ind w:left="5040" w:hanging="360"/>
       </w:pPr>
     </w:lvl>
-    <w:lvl w:ilvl="7" w:tplc="E24062EA" w:tentative="1">
+    <w:lvl w:ilvl="7" w:tplc="550AE472" w:tentative="1">
       <w:start w:val="1"/>
       <w:numFmt w:val="bullet"/>
       <w:lvlText w:val="●"/>
@@ -11415,7 +11422,7 @@
         <w:ind w:left="5760" w:hanging="360"/>
       </w:pPr>
     </w:lvl>
-    <w:lvl w:ilvl="8" w:tplc="1070DEA0" w:tentative="1">
+    <w:lvl w:ilvl="8" w:tplc="8708E1FE" w:tentative="1">
       <w:start w:val="1"/>
       <w:numFmt w:val="bullet"/>
       <w:lvlText w:val="●"/>
@@ -11426,10 +11433,10 @@
     </w:lvl>
   </w:abstractNum>
   <w:abstractNum w:abstractNumId="1" w15:restartNumberingAfterBreak="0">
-    <w:nsid w:val="2B6F0C61"/>
+    <w:nsid w:val="39581E94"/>
     <w:multiLevelType w:val="hybridMultilevel"/>
-    <w:tmpl w:val="24369F74"/>
-    <w:lvl w:ilvl="0" w:tplc="C19C001C">
+    <w:tmpl w:val="B4720B76"/>
+    <w:lvl w:ilvl="0" w:tplc="29BEBEA6">
       <w:start w:val="1"/>
       <w:numFmt w:val="bullet"/>
       <w:lvlText w:val="•"/>
@@ -11438,42 +11445,42 @@
         <w:ind w:left="540" w:hanging="270"/>
       </w:pPr>
     </w:lvl>
-    <w:lvl w:ilvl="1" w:tplc="7F985142">
+    <w:lvl w:ilvl="1" w:tplc="75F0D520">
       <w:numFmt w:val="decimal"/>
       <w:lvlText w:val=""/>
       <w:lvlJc w:val="left"/>
     </w:lvl>
-    <w:lvl w:ilvl="2" w:tplc="EA1AA7EC">
+    <w:lvl w:ilvl="2" w:tplc="AC34DFBC">
       <w:numFmt w:val="decimal"/>
       <w:lvlText w:val=""/>
       <w:lvlJc w:val="left"/>
     </w:lvl>
-    <w:lvl w:ilvl="3" w:tplc="A908390A">
+    <w:lvl w:ilvl="3" w:tplc="C7A23EB8">
       <w:numFmt w:val="decimal"/>
       <w:lvlText w:val=""/>
       <w:lvlJc w:val="left"/>
     </w:lvl>
-    <w:lvl w:ilvl="4" w:tplc="7DF822E6">
+    <w:lvl w:ilvl="4" w:tplc="941C7728">
       <w:numFmt w:val="decimal"/>
       <w:lvlText w:val=""/>
       <w:lvlJc w:val="left"/>
     </w:lvl>
-    <w:lvl w:ilvl="5" w:tplc="29C0217E">
+    <w:lvl w:ilvl="5" w:tplc="AE4ABF72">
       <w:numFmt w:val="decimal"/>
       <w:lvlText w:val=""/>
       <w:lvlJc w:val="left"/>
     </w:lvl>
-    <w:lvl w:ilvl="6" w:tplc="5B147FB0">
+    <w:lvl w:ilvl="6" w:tplc="2CBC7516">
       <w:numFmt w:val="decimal"/>
       <w:lvlText w:val=""/>
       <w:lvlJc w:val="left"/>
     </w:lvl>
-    <w:lvl w:ilvl="7" w:tplc="17BE26E4">
+    <w:lvl w:ilvl="7" w:tplc="2D104B78">
       <w:numFmt w:val="decimal"/>
       <w:lvlText w:val=""/>
       <w:lvlJc w:val="left"/>
     </w:lvl>
-    <w:lvl w:ilvl="8" w:tplc="77D81AF8">
+    <w:lvl w:ilvl="8" w:tplc="BCF0CD56">
       <w:numFmt w:val="decimal"/>
       <w:lvlText w:val=""/>
       <w:lvlJc w:val="left"/>
@@ -12102,7 +12109,7 @@
     <w:autoRedefine/>
     <w:uiPriority w:val="39"/>
     <w:unhideWhenUsed/>
-    <w:rsid w:val="000A6E40"/>
+    <w:rsid w:val="004F5E15"/>
     <w:pPr>
       <w:spacing w:after="100"/>
     </w:pPr>
@@ -12114,7 +12121,7 @@
     <w:autoRedefine/>
     <w:uiPriority w:val="39"/>
     <w:unhideWhenUsed/>
-    <w:rsid w:val="000A6E40"/>
+    <w:rsid w:val="004F5E15"/>
     <w:pPr>
       <w:spacing w:after="100"/>
       <w:ind w:left="220"/>
